--- a/books/nutrition2/en/A Journey into Quranic Nutritio-  Volume II - Operating the System - Copie.docx
+++ b/books/nutrition2/en/A Journey into Quranic Nutritio-  Volume II - Operating the System - Copie.docx
@@ -119,6 +119,14 @@
       <w:pPr>
         <w:bidi w:val="0"/>
         <w:rPr>
+          <w:rtl/>
+        </w:rPr>
+      </w:pPr>
+    </w:p>
+    <w:p>
+      <w:pPr>
+        <w:bidi w:val="0"/>
+        <w:rPr>
           <w:rStyle w:val="Titre2Car"/>
         </w:rPr>
       </w:pPr>
@@ -359,7 +367,15 @@
         <w:t xml:space="preserve">  - </w:t>
       </w:r>
       <w:r>
-        <w:t>GitHub: nasserhabitat/nasser-books</w:t>
+        <w:t xml:space="preserve">GitHub: </w:t>
+      </w:r>
+      <w:proofErr w:type="spellStart"/>
+      <w:r>
+        <w:t>nasserhabitat</w:t>
+      </w:r>
+      <w:proofErr w:type="spellEnd"/>
+      <w:r>
+        <w:t>/nasser-books</w:t>
       </w:r>
     </w:p>
     <w:p>
@@ -778,7 +794,39 @@
         <w:t>. {فِيهِ شِفَاءٌ لِلنَّاسِ} – "</w:t>
       </w:r>
       <w:r>
-        <w:t>In it is healing for people." Honey fixes errors in the body and the soul</w:t>
+        <w:t xml:space="preserve">In </w:t>
+      </w:r>
+      <w:proofErr w:type="spellStart"/>
+      <w:r>
+        <w:t>it</w:t>
+      </w:r>
+      <w:proofErr w:type="spellEnd"/>
+      <w:r>
+        <w:t xml:space="preserve"> </w:t>
+      </w:r>
+      <w:proofErr w:type="spellStart"/>
+      <w:r>
+        <w:t>is</w:t>
+      </w:r>
+      <w:proofErr w:type="spellEnd"/>
+      <w:r>
+        <w:t xml:space="preserve"> </w:t>
+      </w:r>
+      <w:proofErr w:type="spellStart"/>
+      <w:r>
+        <w:t>healing</w:t>
+      </w:r>
+      <w:proofErr w:type="spellEnd"/>
+      <w:r>
+        <w:t xml:space="preserve"> for people." Honey fixes </w:t>
+      </w:r>
+      <w:proofErr w:type="spellStart"/>
+      <w:r>
+        <w:t>errors</w:t>
+      </w:r>
+      <w:proofErr w:type="spellEnd"/>
+      <w:r>
+        <w:t xml:space="preserve"> in the body and the soul</w:t>
       </w:r>
       <w:r>
         <w:rPr>
@@ -808,7 +856,31 @@
         <w:t xml:space="preserve">### 4. </w:t>
       </w:r>
       <w:r>
-        <w:t>Wine – The Ecstatic Certainty (Total Integration)</w:t>
+        <w:t xml:space="preserve">Wine – The </w:t>
+      </w:r>
+      <w:proofErr w:type="spellStart"/>
+      <w:r>
+        <w:t>Ecstatic</w:t>
+      </w:r>
+      <w:proofErr w:type="spellEnd"/>
+      <w:r>
+        <w:t xml:space="preserve"> </w:t>
+      </w:r>
+      <w:proofErr w:type="spellStart"/>
+      <w:r>
+        <w:t>Certainty</w:t>
+      </w:r>
+      <w:proofErr w:type="spellEnd"/>
+      <w:r>
+        <w:t xml:space="preserve"> (Total </w:t>
+      </w:r>
+      <w:proofErr w:type="spellStart"/>
+      <w:r>
+        <w:t>Integration</w:t>
+      </w:r>
+      <w:proofErr w:type="spellEnd"/>
+      <w:r>
+        <w:t>)</w:t>
       </w:r>
     </w:p>
     <w:p>
@@ -1302,8 +1374,13 @@
         </w:rPr>
         <w:t>### *</w:t>
       </w:r>
-      <w:r>
-        <w:t>Ghassaq* (Pus/Wound Discharge)</w:t>
+      <w:proofErr w:type="spellStart"/>
+      <w:r>
+        <w:t>Ghassaq</w:t>
+      </w:r>
+      <w:proofErr w:type="spellEnd"/>
+      <w:r>
+        <w:t>* (Pus/Wound Discharge)</w:t>
       </w:r>
     </w:p>
     <w:p>
@@ -1409,7 +1486,15 @@
         <w:bidi w:val="0"/>
       </w:pPr>
       <w:r>
-        <w:t>The Quran uses the word *sakar* to describe the effect of certain drinks: the mind becomes blocked, perception distorted, and judgment suspended</w:t>
+        <w:t>The Quran uses the word *</w:t>
+      </w:r>
+      <w:proofErr w:type="spellStart"/>
+      <w:r>
+        <w:t>sakar</w:t>
+      </w:r>
+      <w:proofErr w:type="spellEnd"/>
+      <w:r>
+        <w:t>* to describe the effect of certain drinks: the mind becomes blocked, perception distorted, and judgment suspended</w:t>
       </w:r>
       <w:r>
         <w:rPr>
@@ -2137,7 +2222,31 @@
         <w:bidi w:val="0"/>
       </w:pPr>
       <w:r>
-        <w:t>The Quran describes grain (*habb*) as having "husk" (*asf*) and "fragrance" (*rayhan*). This is a **three-layered system of knowledge</w:t>
+        <w:t>The Quran describes grain (*</w:t>
+      </w:r>
+      <w:proofErr w:type="spellStart"/>
+      <w:r>
+        <w:t>habb</w:t>
+      </w:r>
+      <w:proofErr w:type="spellEnd"/>
+      <w:r>
+        <w:t>*) as having "husk" (*</w:t>
+      </w:r>
+      <w:proofErr w:type="spellStart"/>
+      <w:r>
+        <w:t>asf</w:t>
+      </w:r>
+      <w:proofErr w:type="spellEnd"/>
+      <w:r>
+        <w:t>*) and "fragrance" (*</w:t>
+      </w:r>
+      <w:proofErr w:type="spellStart"/>
+      <w:r>
+        <w:t>rayhan</w:t>
+      </w:r>
+      <w:proofErr w:type="spellEnd"/>
+      <w:r>
+        <w:t>*). This is a **three-layered system of knowledge</w:t>
       </w:r>
       <w:r>
         <w:rPr>
@@ -2370,7 +2479,15 @@
         <w:t xml:space="preserve">- </w:t>
       </w:r>
       <w:r>
-        <w:t>Requires **ritual slaughter** (*tadhkiyah*) – a process of purification</w:t>
+        <w:t>Requires **ritual slaughter** (*</w:t>
+      </w:r>
+      <w:proofErr w:type="spellStart"/>
+      <w:r>
+        <w:t>tadhkiyah</w:t>
+      </w:r>
+      <w:proofErr w:type="spellEnd"/>
+      <w:r>
+        <w:t>*) – a process of purification</w:t>
       </w:r>
       <w:r>
         <w:rPr>
@@ -2916,7 +3033,15 @@
         <w:bidi w:val="0"/>
       </w:pPr>
       <w:r>
-        <w:t>The Quranic term *tadhkiyah* (often translated as "ritual slaughter") comes from the root *dh-k-w*, which means **intelligence, sharpness, and purification</w:t>
+        <w:t>The Quranic term *</w:t>
+      </w:r>
+      <w:proofErr w:type="spellStart"/>
+      <w:r>
+        <w:t>tadhkiyah</w:t>
+      </w:r>
+      <w:proofErr w:type="spellEnd"/>
+      <w:r>
+        <w:t>* (often translated as "ritual slaughter") comes from the root *dh-k-w*, which means **intelligence, sharpness, and purification</w:t>
       </w:r>
       <w:r>
         <w:rPr>
@@ -3101,17 +3226,208 @@
         <w:bidi w:val="0"/>
       </w:pPr>
       <w:r>
-        <w:t>The Quran says</w:t>
-      </w:r>
+        <w:t xml:space="preserve">The Quran </w:t>
+      </w:r>
+      <w:proofErr w:type="spellStart"/>
+      <w:r>
+        <w:t>says</w:t>
+      </w:r>
+      <w:proofErr w:type="spellEnd"/>
       <w:r>
         <w:rPr>
           <w:rtl/>
         </w:rPr>
         <w:t>: {إِلَّا مَا ذَكَّيْتُمْ} – "</w:t>
       </w:r>
-      <w:r>
-        <w:t>except what you have purified (through tadhkiyah)." This means that even things that are normally forbidden (dead animals, blood, certain animals) may become permissible if they are **transformed through knowledge and necessity</w:t>
-      </w:r>
+      <w:proofErr w:type="spellStart"/>
+      <w:r>
+        <w:t>except</w:t>
+      </w:r>
+      <w:proofErr w:type="spellEnd"/>
+      <w:r>
+        <w:t xml:space="preserve"> </w:t>
+      </w:r>
+      <w:proofErr w:type="spellStart"/>
+      <w:r>
+        <w:t>what</w:t>
+      </w:r>
+      <w:proofErr w:type="spellEnd"/>
+      <w:r>
+        <w:t xml:space="preserve"> </w:t>
+      </w:r>
+      <w:proofErr w:type="spellStart"/>
+      <w:r>
+        <w:t>you</w:t>
+      </w:r>
+      <w:proofErr w:type="spellEnd"/>
+      <w:r>
+        <w:t xml:space="preserve"> have </w:t>
+      </w:r>
+      <w:proofErr w:type="spellStart"/>
+      <w:r>
+        <w:t>purified</w:t>
+      </w:r>
+      <w:proofErr w:type="spellEnd"/>
+      <w:r>
+        <w:t xml:space="preserve"> (</w:t>
+      </w:r>
+      <w:proofErr w:type="spellStart"/>
+      <w:r>
+        <w:t>through</w:t>
+      </w:r>
+      <w:proofErr w:type="spellEnd"/>
+      <w:r>
+        <w:t xml:space="preserve"> </w:t>
+      </w:r>
+      <w:proofErr w:type="spellStart"/>
+      <w:r>
+        <w:t>tadhkiyah</w:t>
+      </w:r>
+      <w:proofErr w:type="spellEnd"/>
+      <w:r>
+        <w:t xml:space="preserve">)." This </w:t>
+      </w:r>
+      <w:proofErr w:type="spellStart"/>
+      <w:r>
+        <w:t>means</w:t>
+      </w:r>
+      <w:proofErr w:type="spellEnd"/>
+      <w:r>
+        <w:t xml:space="preserve"> </w:t>
+      </w:r>
+      <w:proofErr w:type="spellStart"/>
+      <w:r>
+        <w:t>that</w:t>
+      </w:r>
+      <w:proofErr w:type="spellEnd"/>
+      <w:r>
+        <w:t xml:space="preserve"> </w:t>
+      </w:r>
+      <w:proofErr w:type="spellStart"/>
+      <w:r>
+        <w:t>even</w:t>
+      </w:r>
+      <w:proofErr w:type="spellEnd"/>
+      <w:r>
+        <w:t xml:space="preserve"> </w:t>
+      </w:r>
+      <w:proofErr w:type="spellStart"/>
+      <w:r>
+        <w:t>things</w:t>
+      </w:r>
+      <w:proofErr w:type="spellEnd"/>
+      <w:r>
+        <w:t xml:space="preserve"> </w:t>
+      </w:r>
+      <w:proofErr w:type="spellStart"/>
+      <w:r>
+        <w:t>that</w:t>
+      </w:r>
+      <w:proofErr w:type="spellEnd"/>
+      <w:r>
+        <w:t xml:space="preserve"> are </w:t>
+      </w:r>
+      <w:proofErr w:type="spellStart"/>
+      <w:r>
+        <w:t>normally</w:t>
+      </w:r>
+      <w:proofErr w:type="spellEnd"/>
+      <w:r>
+        <w:t xml:space="preserve"> </w:t>
+      </w:r>
+      <w:proofErr w:type="spellStart"/>
+      <w:r>
+        <w:t>forbidden</w:t>
+      </w:r>
+      <w:proofErr w:type="spellEnd"/>
+      <w:r>
+        <w:t xml:space="preserve"> (</w:t>
+      </w:r>
+      <w:proofErr w:type="spellStart"/>
+      <w:r>
+        <w:t>dead</w:t>
+      </w:r>
+      <w:proofErr w:type="spellEnd"/>
+      <w:r>
+        <w:t xml:space="preserve"> </w:t>
+      </w:r>
+      <w:proofErr w:type="spellStart"/>
+      <w:r>
+        <w:t>animals</w:t>
+      </w:r>
+      <w:proofErr w:type="spellEnd"/>
+      <w:r>
+        <w:t xml:space="preserve">, </w:t>
+      </w:r>
+      <w:proofErr w:type="spellStart"/>
+      <w:r>
+        <w:t>blood</w:t>
+      </w:r>
+      <w:proofErr w:type="spellEnd"/>
+      <w:r>
+        <w:t xml:space="preserve">, certain </w:t>
+      </w:r>
+      <w:proofErr w:type="spellStart"/>
+      <w:r>
+        <w:t>animals</w:t>
+      </w:r>
+      <w:proofErr w:type="spellEnd"/>
+      <w:r>
+        <w:t xml:space="preserve">) </w:t>
+      </w:r>
+      <w:proofErr w:type="spellStart"/>
+      <w:r>
+        <w:t>may</w:t>
+      </w:r>
+      <w:proofErr w:type="spellEnd"/>
+      <w:r>
+        <w:t xml:space="preserve"> </w:t>
+      </w:r>
+      <w:proofErr w:type="spellStart"/>
+      <w:r>
+        <w:t>become</w:t>
+      </w:r>
+      <w:proofErr w:type="spellEnd"/>
+      <w:r>
+        <w:t xml:space="preserve"> permissible if </w:t>
+      </w:r>
+      <w:proofErr w:type="spellStart"/>
+      <w:r>
+        <w:t>they</w:t>
+      </w:r>
+      <w:proofErr w:type="spellEnd"/>
+      <w:r>
+        <w:t xml:space="preserve"> are **</w:t>
+      </w:r>
+      <w:proofErr w:type="spellStart"/>
+      <w:r>
+        <w:t>transformed</w:t>
+      </w:r>
+      <w:proofErr w:type="spellEnd"/>
+      <w:r>
+        <w:t xml:space="preserve"> </w:t>
+      </w:r>
+      <w:proofErr w:type="spellStart"/>
+      <w:r>
+        <w:t>through</w:t>
+      </w:r>
+      <w:proofErr w:type="spellEnd"/>
+      <w:r>
+        <w:t xml:space="preserve"> </w:t>
+      </w:r>
+      <w:proofErr w:type="spellStart"/>
+      <w:r>
+        <w:t>knowledge</w:t>
+      </w:r>
+      <w:proofErr w:type="spellEnd"/>
+      <w:r>
+        <w:t xml:space="preserve"> and </w:t>
+      </w:r>
+      <w:proofErr w:type="spellStart"/>
+      <w:r>
+        <w:t>necessity</w:t>
+      </w:r>
+      <w:proofErr w:type="spellEnd"/>
       <w:r>
         <w:rPr>
           <w:rtl/>
@@ -3393,17 +3709,56 @@
         </w:rPr>
       </w:pPr>
       <w:r>
-        <w:t>But the verse adds</w:t>
-      </w:r>
+        <w:t xml:space="preserve">But the verse </w:t>
+      </w:r>
+      <w:proofErr w:type="spellStart"/>
+      <w:r>
+        <w:t>adds</w:t>
+      </w:r>
+      <w:proofErr w:type="spellEnd"/>
       <w:r>
         <w:rPr>
           <w:rtl/>
         </w:rPr>
         <w:t>: {إِلَّا مَا ذَكَّيْتُمْ} – "</w:t>
       </w:r>
-      <w:r>
-        <w:t>except what you have purified." This means</w:t>
-      </w:r>
+      <w:proofErr w:type="spellStart"/>
+      <w:r>
+        <w:t>except</w:t>
+      </w:r>
+      <w:proofErr w:type="spellEnd"/>
+      <w:r>
+        <w:t xml:space="preserve"> </w:t>
+      </w:r>
+      <w:proofErr w:type="spellStart"/>
+      <w:r>
+        <w:t>what</w:t>
+      </w:r>
+      <w:proofErr w:type="spellEnd"/>
+      <w:r>
+        <w:t xml:space="preserve"> </w:t>
+      </w:r>
+      <w:proofErr w:type="spellStart"/>
+      <w:r>
+        <w:t>you</w:t>
+      </w:r>
+      <w:proofErr w:type="spellEnd"/>
+      <w:r>
+        <w:t xml:space="preserve"> have </w:t>
+      </w:r>
+      <w:proofErr w:type="spellStart"/>
+      <w:r>
+        <w:t>purified</w:t>
+      </w:r>
+      <w:proofErr w:type="spellEnd"/>
+      <w:r>
+        <w:t xml:space="preserve">." This </w:t>
+      </w:r>
+      <w:proofErr w:type="spellStart"/>
+      <w:r>
+        <w:t>means</w:t>
+      </w:r>
+      <w:proofErr w:type="spellEnd"/>
       <w:r>
         <w:rPr>
           <w:rtl/>
@@ -3430,7 +3785,47 @@
         <w:t xml:space="preserve">- </w:t>
       </w:r>
       <w:r>
-        <w:t>Old, failed ideas can be **revisited with new intelligence</w:t>
+        <w:t xml:space="preserve">Old, </w:t>
+      </w:r>
+      <w:proofErr w:type="spellStart"/>
+      <w:r>
+        <w:t>failed</w:t>
+      </w:r>
+      <w:proofErr w:type="spellEnd"/>
+      <w:r>
+        <w:t xml:space="preserve"> </w:t>
+      </w:r>
+      <w:proofErr w:type="spellStart"/>
+      <w:r>
+        <w:t>ideas</w:t>
+      </w:r>
+      <w:proofErr w:type="spellEnd"/>
+      <w:r>
+        <w:t xml:space="preserve"> can </w:t>
+      </w:r>
+      <w:proofErr w:type="spellStart"/>
+      <w:r>
+        <w:t>be</w:t>
+      </w:r>
+      <w:proofErr w:type="spellEnd"/>
+      <w:r>
+        <w:t xml:space="preserve"> **</w:t>
+      </w:r>
+      <w:proofErr w:type="spellStart"/>
+      <w:r>
+        <w:t>revisited</w:t>
+      </w:r>
+      <w:proofErr w:type="spellEnd"/>
+      <w:r>
+        <w:t xml:space="preserve"> </w:t>
+      </w:r>
+      <w:proofErr w:type="spellStart"/>
+      <w:r>
+        <w:t>with</w:t>
+      </w:r>
+      <w:proofErr w:type="spellEnd"/>
+      <w:r>
+        <w:t xml:space="preserve"> new intelligence</w:t>
       </w:r>
       <w:r>
         <w:rPr>
@@ -3800,24 +4195,61 @@
         </w:rPr>
         <w:t>&gt; **{وَكُلُوا وَاشْرَبُوا وَلَا تُسْرِفُوا}** – "</w:t>
       </w:r>
-      <w:r>
-        <w:t>Eat and drink, but do not be excessive." (Quran 7:31)</w:t>
-      </w:r>
-    </w:p>
-    <w:p>
-      <w:pPr>
-        <w:bidi w:val="0"/>
-        <w:rPr>
-          <w:rtl/>
-        </w:rPr>
-      </w:pPr>
-    </w:p>
-    <w:p>
-      <w:pPr>
-        <w:bidi w:val="0"/>
-      </w:pPr>
-      <w:r>
-        <w:t xml:space="preserve">This is the **safety valve** of the human system. </w:t>
+      <w:proofErr w:type="spellStart"/>
+      <w:r>
+        <w:t>Eat</w:t>
+      </w:r>
+      <w:proofErr w:type="spellEnd"/>
+      <w:r>
+        <w:t xml:space="preserve"> and drink, but do not </w:t>
+      </w:r>
+      <w:proofErr w:type="spellStart"/>
+      <w:r>
+        <w:t>be</w:t>
+      </w:r>
+      <w:proofErr w:type="spellEnd"/>
+      <w:r>
+        <w:t xml:space="preserve"> excessive." (Quran 7:31)</w:t>
+      </w:r>
+    </w:p>
+    <w:p>
+      <w:pPr>
+        <w:bidi w:val="0"/>
+        <w:rPr>
+          <w:rtl/>
+        </w:rPr>
+      </w:pPr>
+    </w:p>
+    <w:p>
+      <w:pPr>
+        <w:bidi w:val="0"/>
+      </w:pPr>
+      <w:r>
+        <w:t xml:space="preserve">This </w:t>
+      </w:r>
+      <w:proofErr w:type="spellStart"/>
+      <w:r>
+        <w:t>is</w:t>
+      </w:r>
+      <w:proofErr w:type="spellEnd"/>
+      <w:r>
+        <w:t xml:space="preserve"> the **</w:t>
+      </w:r>
+      <w:proofErr w:type="spellStart"/>
+      <w:r>
+        <w:t>safety</w:t>
+      </w:r>
+      <w:proofErr w:type="spellEnd"/>
+      <w:r>
+        <w:t xml:space="preserve"> valve** of the </w:t>
+      </w:r>
+      <w:proofErr w:type="spellStart"/>
+      <w:r>
+        <w:t>human</w:t>
+      </w:r>
+      <w:proofErr w:type="spellEnd"/>
+      <w:r>
+        <w:t xml:space="preserve"> system. </w:t>
       </w:r>
       <w:r>
         <w:t>Excess is not just about quantity. It includes</w:t>
@@ -4568,8 +5000,21 @@
         <w:t xml:space="preserve">### </w:t>
       </w:r>
       <w:r>
-        <w:t>The Quranic Response</w:t>
-      </w:r>
+        <w:t xml:space="preserve">The </w:t>
+      </w:r>
+      <w:proofErr w:type="spellStart"/>
+      <w:r>
+        <w:t>Quranic</w:t>
+      </w:r>
+      <w:proofErr w:type="spellEnd"/>
+      <w:r>
+        <w:t xml:space="preserve"> </w:t>
+      </w:r>
+      <w:proofErr w:type="spellStart"/>
+      <w:r>
+        <w:t>Response</w:t>
+      </w:r>
+      <w:proofErr w:type="spellEnd"/>
       <w:r>
         <w:rPr>
           <w:rFonts w:cs="Calibri"/>
@@ -4599,24 +5044,109 @@
         </w:rPr>
         <w:t>&gt; **{كُلُوا مِمَّا فِي الْأَرْضِ حَلَالًا طَيِّبًا}** – "</w:t>
       </w:r>
-      <w:r>
-        <w:t>Eat from what is on earth, lawful and pure." (Quran 2:168)</w:t>
-      </w:r>
-    </w:p>
-    <w:p>
-      <w:pPr>
-        <w:bidi w:val="0"/>
-        <w:rPr>
-          <w:rtl/>
-        </w:rPr>
-      </w:pPr>
-    </w:p>
-    <w:p>
-      <w:pPr>
-        <w:bidi w:val="0"/>
-      </w:pPr>
-      <w:r>
-        <w:t xml:space="preserve">The command is to return to **earth-based, low-mediation, nature-aligned food**. </w:t>
+      <w:proofErr w:type="spellStart"/>
+      <w:r>
+        <w:t>Eat</w:t>
+      </w:r>
+      <w:proofErr w:type="spellEnd"/>
+      <w:r>
+        <w:t xml:space="preserve"> </w:t>
+      </w:r>
+      <w:proofErr w:type="spellStart"/>
+      <w:r>
+        <w:t>from</w:t>
+      </w:r>
+      <w:proofErr w:type="spellEnd"/>
+      <w:r>
+        <w:t xml:space="preserve"> </w:t>
+      </w:r>
+      <w:proofErr w:type="spellStart"/>
+      <w:r>
+        <w:t>what</w:t>
+      </w:r>
+      <w:proofErr w:type="spellEnd"/>
+      <w:r>
+        <w:t xml:space="preserve"> </w:t>
+      </w:r>
+      <w:proofErr w:type="spellStart"/>
+      <w:r>
+        <w:t>is</w:t>
+      </w:r>
+      <w:proofErr w:type="spellEnd"/>
+      <w:r>
+        <w:t xml:space="preserve"> on </w:t>
+      </w:r>
+      <w:proofErr w:type="spellStart"/>
+      <w:r>
+        <w:t>earth</w:t>
+      </w:r>
+      <w:proofErr w:type="spellEnd"/>
+      <w:r>
+        <w:t xml:space="preserve">, </w:t>
+      </w:r>
+      <w:proofErr w:type="spellStart"/>
+      <w:r>
+        <w:t>lawful</w:t>
+      </w:r>
+      <w:proofErr w:type="spellEnd"/>
+      <w:r>
+        <w:t xml:space="preserve"> and pure." (Quran 2:168)</w:t>
+      </w:r>
+    </w:p>
+    <w:p>
+      <w:pPr>
+        <w:bidi w:val="0"/>
+        <w:rPr>
+          <w:rtl/>
+        </w:rPr>
+      </w:pPr>
+    </w:p>
+    <w:p>
+      <w:pPr>
+        <w:bidi w:val="0"/>
+      </w:pPr>
+      <w:r>
+        <w:t xml:space="preserve">The command </w:t>
+      </w:r>
+      <w:proofErr w:type="spellStart"/>
+      <w:r>
+        <w:t>is</w:t>
+      </w:r>
+      <w:proofErr w:type="spellEnd"/>
+      <w:r>
+        <w:t xml:space="preserve"> to return to **</w:t>
+      </w:r>
+      <w:proofErr w:type="spellStart"/>
+      <w:r>
+        <w:t>earth-based</w:t>
+      </w:r>
+      <w:proofErr w:type="spellEnd"/>
+      <w:r>
+        <w:t xml:space="preserve">, </w:t>
+      </w:r>
+      <w:proofErr w:type="spellStart"/>
+      <w:r>
+        <w:t>low-mediation</w:t>
+      </w:r>
+      <w:proofErr w:type="spellEnd"/>
+      <w:r>
+        <w:t>, nature-</w:t>
+      </w:r>
+      <w:proofErr w:type="spellStart"/>
+      <w:r>
+        <w:t>aligned</w:t>
+      </w:r>
+      <w:proofErr w:type="spellEnd"/>
+      <w:r>
+        <w:t xml:space="preserve"> </w:t>
+      </w:r>
+      <w:proofErr w:type="spellStart"/>
+      <w:r>
+        <w:t>food</w:t>
+      </w:r>
+      <w:proofErr w:type="spellEnd"/>
+      <w:r>
+        <w:t xml:space="preserve">**. </w:t>
       </w:r>
       <w:r>
         <w:t>This is not nostalgia. It is **sovereignty</w:t>
@@ -4974,8 +5504,13 @@
         </w:rPr>
         <w:t xml:space="preserve">### 5. </w:t>
       </w:r>
-      <w:r>
-        <w:t>Psychological Balance</w:t>
+      <w:proofErr w:type="spellStart"/>
+      <w:r>
+        <w:t>Psychological</w:t>
+      </w:r>
+      <w:proofErr w:type="spellEnd"/>
+      <w:r>
+        <w:t xml:space="preserve"> Balance</w:t>
       </w:r>
     </w:p>
     <w:p>
@@ -5000,23 +5535,60 @@
         <w:t>&gt; **{أَلَا بِذِكْرِ اللَّهِ تَطْمَئِنُّ الْقُلُوبُ}** – "</w:t>
       </w:r>
       <w:r>
-        <w:t>Surely in the remembrance of God do hearts find rest." (Quran 13:28)</w:t>
-      </w:r>
-    </w:p>
-    <w:p>
-      <w:pPr>
-        <w:bidi w:val="0"/>
-        <w:rPr>
-          <w:rtl/>
-        </w:rPr>
-      </w:pPr>
-    </w:p>
-    <w:p>
-      <w:pPr>
-        <w:bidi w:val="0"/>
-      </w:pPr>
-      <w:r>
-        <w:t xml:space="preserve">Anxiety destroys immunity. </w:t>
+        <w:t xml:space="preserve">Surely in the remembrance of God do </w:t>
+      </w:r>
+      <w:proofErr w:type="spellStart"/>
+      <w:r>
+        <w:t>hearts</w:t>
+      </w:r>
+      <w:proofErr w:type="spellEnd"/>
+      <w:r>
+        <w:t xml:space="preserve"> </w:t>
+      </w:r>
+      <w:proofErr w:type="spellStart"/>
+      <w:r>
+        <w:t>find</w:t>
+      </w:r>
+      <w:proofErr w:type="spellEnd"/>
+      <w:r>
+        <w:t xml:space="preserve"> </w:t>
+      </w:r>
+      <w:proofErr w:type="spellStart"/>
+      <w:r>
+        <w:t>rest</w:t>
+      </w:r>
+      <w:proofErr w:type="spellEnd"/>
+      <w:r>
+        <w:t>." (Quran 13:28)</w:t>
+      </w:r>
+    </w:p>
+    <w:p>
+      <w:pPr>
+        <w:bidi w:val="0"/>
+        <w:rPr>
+          <w:rtl/>
+        </w:rPr>
+      </w:pPr>
+    </w:p>
+    <w:p>
+      <w:pPr>
+        <w:bidi w:val="0"/>
+      </w:pPr>
+      <w:proofErr w:type="spellStart"/>
+      <w:r>
+        <w:t>Anxiety</w:t>
+      </w:r>
+      <w:proofErr w:type="spellEnd"/>
+      <w:r>
+        <w:t xml:space="preserve"> destroys </w:t>
+      </w:r>
+      <w:proofErr w:type="spellStart"/>
+      <w:r>
+        <w:t>immunity</w:t>
+      </w:r>
+      <w:proofErr w:type="spellEnd"/>
+      <w:r>
+        <w:t xml:space="preserve">. </w:t>
       </w:r>
       <w:r>
         <w:t>Faith and tranquility strengthen it</w:t>
@@ -5458,8 +6030,13 @@
         </w:rPr>
         <w:t>| *</w:t>
       </w:r>
-      <w:r>
-        <w:t>Tayyibat* (Pure inputs) | Healthy fuel | Natural food, true knowledge, good company</w:t>
+      <w:proofErr w:type="spellStart"/>
+      <w:r>
+        <w:t>Tayyibat</w:t>
+      </w:r>
+      <w:proofErr w:type="spellEnd"/>
+      <w:r>
+        <w:t>* (Pure inputs) | Healthy fuel | Natural food, true knowledge, good company</w:t>
       </w:r>
       <w:r>
         <w:rPr>
@@ -5498,8 +6075,13 @@
         </w:rPr>
         <w:t>| *</w:t>
       </w:r>
-      <w:r>
-        <w:t>Sayyi'at* (Bad outputs) | Operational errors | Mistakes, sins, harmful actions</w:t>
+      <w:proofErr w:type="spellStart"/>
+      <w:r>
+        <w:t>Sayyi'at</w:t>
+      </w:r>
+      <w:proofErr w:type="spellEnd"/>
+      <w:r>
+        <w:t>* (Bad outputs) | Operational errors | Mistakes, sins, harmful actions</w:t>
       </w:r>
       <w:r>
         <w:rPr>
@@ -5518,8 +6100,13 @@
         </w:rPr>
         <w:t>| *</w:t>
       </w:r>
-      <w:r>
-        <w:t>Khaba'ith* (Corrupt inputs) | Systemic viruses | Toxins, lies, destructive ideologies</w:t>
+      <w:proofErr w:type="spellStart"/>
+      <w:r>
+        <w:t>Khaba'ith</w:t>
+      </w:r>
+      <w:proofErr w:type="spellEnd"/>
+      <w:r>
+        <w:t>* (Corrupt inputs) | Systemic viruses | Toxins, lies, destructive ideologies</w:t>
       </w:r>
       <w:r>
         <w:rPr>
@@ -5602,8 +6189,13 @@
         <w:t xml:space="preserve">### </w:t>
       </w:r>
       <w:r>
-        <w:t>The Exception: *Hasanat can erase sayyi'at</w:t>
-      </w:r>
+        <w:t xml:space="preserve">The Exception: *Hasanat can erase </w:t>
+      </w:r>
+      <w:proofErr w:type="spellStart"/>
+      <w:r>
+        <w:t>sayyi'at</w:t>
+      </w:r>
+      <w:proofErr w:type="spellEnd"/>
       <w:r>
         <w:rPr>
           <w:rFonts w:cs="Calibri"/>
@@ -5634,7 +6226,39 @@
         <w:t>&gt; **{إِنَّ الْحَسَنَاتِ يُذْهِبْنَ السَّيِّئَاتِ}** – "</w:t>
       </w:r>
       <w:r>
-        <w:t xml:space="preserve">Indeed, good deeds erase bad deeds." </w:t>
+        <w:t xml:space="preserve">Indeed, good </w:t>
+      </w:r>
+      <w:proofErr w:type="spellStart"/>
+      <w:r>
+        <w:t>deeds</w:t>
+      </w:r>
+      <w:proofErr w:type="spellEnd"/>
+      <w:r>
+        <w:t xml:space="preserve"> </w:t>
+      </w:r>
+      <w:proofErr w:type="spellStart"/>
+      <w:r>
+        <w:t>erase</w:t>
+      </w:r>
+      <w:proofErr w:type="spellEnd"/>
+      <w:r>
+        <w:t xml:space="preserve"> </w:t>
+      </w:r>
+      <w:proofErr w:type="spellStart"/>
+      <w:r>
+        <w:t>bad</w:t>
+      </w:r>
+      <w:proofErr w:type="spellEnd"/>
+      <w:r>
+        <w:t xml:space="preserve"> </w:t>
+      </w:r>
+      <w:proofErr w:type="spellStart"/>
+      <w:r>
+        <w:t>deeds</w:t>
+      </w:r>
+      <w:proofErr w:type="spellEnd"/>
+      <w:r>
+        <w:t xml:space="preserve">." </w:t>
       </w:r>
       <w:r>
         <w:t>(Quran 11:114)</w:t>
@@ -5743,7 +6367,15 @@
         <w:bidi w:val="0"/>
       </w:pPr>
       <w:r>
-        <w:t>Germs are the archetype of *khaba'ith* – tiny, invisible enemies that enter the system unnoticed and multiply until they cause systemic failure</w:t>
+        <w:t>Germs are the archetype of *</w:t>
+      </w:r>
+      <w:proofErr w:type="spellStart"/>
+      <w:r>
+        <w:t>khaba'ith</w:t>
+      </w:r>
+      <w:proofErr w:type="spellEnd"/>
+      <w:r>
+        <w:t>* – tiny, invisible enemies that enter the system unnoticed and multiply until they cause systemic failure</w:t>
       </w:r>
       <w:r>
         <w:rPr>
@@ -5836,7 +6468,15 @@
         <w:t xml:space="preserve">| </w:t>
       </w:r>
       <w:r>
-        <w:t>Visible *khabith* | Dead animals, blood, pork | Avoidance</w:t>
+        <w:t>Visible *</w:t>
+      </w:r>
+      <w:proofErr w:type="spellStart"/>
+      <w:r>
+        <w:t>khabith</w:t>
+      </w:r>
+      <w:proofErr w:type="spellEnd"/>
+      <w:r>
+        <w:t>* | Dead animals, blood, pork | Avoidance</w:t>
       </w:r>
       <w:r>
         <w:rPr>
@@ -5856,7 +6496,15 @@
         <w:t xml:space="preserve">| </w:t>
       </w:r>
       <w:r>
-        <w:t>Intellectual *khabith* | False ideologies, lies | Critical thinking, discernment</w:t>
+        <w:t>Intellectual *</w:t>
+      </w:r>
+      <w:proofErr w:type="spellStart"/>
+      <w:r>
+        <w:t>khabith</w:t>
+      </w:r>
+      <w:proofErr w:type="spellEnd"/>
+      <w:r>
+        <w:t>* | False ideologies, lies | Critical thinking, discernment</w:t>
       </w:r>
       <w:r>
         <w:rPr>
@@ -5876,7 +6524,15 @@
         <w:t xml:space="preserve">| </w:t>
       </w:r>
       <w:r>
-        <w:t>Microscopic *khabith* | Bacteria, viruses | Hygiene, immunity, natural antimicrobials (garlic, honey, copper)</w:t>
+        <w:t>Microscopic *</w:t>
+      </w:r>
+      <w:proofErr w:type="spellStart"/>
+      <w:r>
+        <w:t>khabith</w:t>
+      </w:r>
+      <w:proofErr w:type="spellEnd"/>
+      <w:r>
+        <w:t>* | Bacteria, viruses | Hygiene, immunity, natural antimicrobials (garlic, honey, copper)</w:t>
       </w:r>
       <w:r>
         <w:rPr>
@@ -5949,9 +6605,27 @@
         </w:rPr>
         <w:t xml:space="preserve">## </w:t>
       </w:r>
-      <w:r>
-        <w:t>Chapter 22: Environmental Pollution – The Corruption of the Host Environment</w:t>
-      </w:r>
+      <w:proofErr w:type="spellStart"/>
+      <w:r>
+        <w:t>Chapter</w:t>
+      </w:r>
+      <w:proofErr w:type="spellEnd"/>
+      <w:r>
+        <w:t xml:space="preserve"> 22: </w:t>
+      </w:r>
+      <w:proofErr w:type="spellStart"/>
+      <w:r>
+        <w:t>Environmental</w:t>
+      </w:r>
+      <w:proofErr w:type="spellEnd"/>
+      <w:r>
+        <w:t xml:space="preserve"> Pollution – The Corruption of the Host </w:t>
+      </w:r>
+      <w:proofErr w:type="spellStart"/>
+      <w:r>
+        <w:t>Environment</w:t>
+      </w:r>
+      <w:proofErr w:type="spellEnd"/>
     </w:p>
     <w:p>
       <w:pPr>
@@ -5975,7 +6649,55 @@
         <w:t>&gt; **{ظَهَرَ الْفَسَادُ فِي الْبَرِّ وَالْبَحْرِ بِمَا كَسَبَتْ أَيْدِي النَّاسِ}** – "</w:t>
       </w:r>
       <w:r>
-        <w:t xml:space="preserve">Corruption has appeared on land and sea because of what human hands have earned." </w:t>
+        <w:t xml:space="preserve">Corruption has </w:t>
+      </w:r>
+      <w:proofErr w:type="spellStart"/>
+      <w:r>
+        <w:t>appeared</w:t>
+      </w:r>
+      <w:proofErr w:type="spellEnd"/>
+      <w:r>
+        <w:t xml:space="preserve"> on land and </w:t>
+      </w:r>
+      <w:proofErr w:type="spellStart"/>
+      <w:r>
+        <w:t>sea</w:t>
+      </w:r>
+      <w:proofErr w:type="spellEnd"/>
+      <w:r>
+        <w:t xml:space="preserve"> </w:t>
+      </w:r>
+      <w:proofErr w:type="spellStart"/>
+      <w:r>
+        <w:t>because</w:t>
+      </w:r>
+      <w:proofErr w:type="spellEnd"/>
+      <w:r>
+        <w:t xml:space="preserve"> of </w:t>
+      </w:r>
+      <w:proofErr w:type="spellStart"/>
+      <w:r>
+        <w:t>what</w:t>
+      </w:r>
+      <w:proofErr w:type="spellEnd"/>
+      <w:r>
+        <w:t xml:space="preserve"> </w:t>
+      </w:r>
+      <w:proofErr w:type="spellStart"/>
+      <w:r>
+        <w:t>human</w:t>
+      </w:r>
+      <w:proofErr w:type="spellEnd"/>
+      <w:r>
+        <w:t xml:space="preserve"> hands have </w:t>
+      </w:r>
+      <w:proofErr w:type="spellStart"/>
+      <w:r>
+        <w:t>earned</w:t>
+      </w:r>
+      <w:proofErr w:type="spellEnd"/>
+      <w:r>
+        <w:t xml:space="preserve">." </w:t>
       </w:r>
       <w:r>
         <w:t>(Quran 30:41)</w:t>
@@ -6363,7 +7085,15 @@
         <w:t xml:space="preserve">### </w:t>
       </w:r>
       <w:r>
-        <w:t>Friday (*Yawm al-Jumu'ah*) – Assembly Day</w:t>
+        <w:t>Friday (*</w:t>
+      </w:r>
+      <w:proofErr w:type="spellStart"/>
+      <w:r>
+        <w:t>Yawm</w:t>
+      </w:r>
+      <w:proofErr w:type="spellEnd"/>
+      <w:r>
+        <w:t xml:space="preserve"> al-Jumu'ah*) – Assembly Day</w:t>
       </w:r>
     </w:p>
     <w:p>
@@ -6409,7 +7139,23 @@
         <w:t xml:space="preserve">### </w:t>
       </w:r>
       <w:r>
-        <w:t>Saturday (*Yawm al-Sabt*) – The Cut-Off</w:t>
+        <w:t>Saturday (*</w:t>
+      </w:r>
+      <w:proofErr w:type="spellStart"/>
+      <w:r>
+        <w:t>Yawm</w:t>
+      </w:r>
+      <w:proofErr w:type="spellEnd"/>
+      <w:r>
+        <w:t xml:space="preserve"> al-</w:t>
+      </w:r>
+      <w:proofErr w:type="spellStart"/>
+      <w:r>
+        <w:t>Sabt</w:t>
+      </w:r>
+      <w:proofErr w:type="spellEnd"/>
+      <w:r>
+        <w:t>*) – The Cut-Off</w:t>
       </w:r>
     </w:p>
     <w:p>
@@ -7131,7 +7877,23 @@
         <w:t>1. **</w:t>
       </w:r>
       <w:r>
-        <w:t>The tool of discernment:** Distinguish between *tayyib* (pure) and *khabith* (corrupt) in all domains</w:t>
+        <w:t>The tool of discernment:** Distinguish between *</w:t>
+      </w:r>
+      <w:proofErr w:type="spellStart"/>
+      <w:r>
+        <w:t>tayyib</w:t>
+      </w:r>
+      <w:proofErr w:type="spellEnd"/>
+      <w:r>
+        <w:t>* (pure) and *</w:t>
+      </w:r>
+      <w:proofErr w:type="spellStart"/>
+      <w:r>
+        <w:t>khabith</w:t>
+      </w:r>
+      <w:proofErr w:type="spellEnd"/>
+      <w:r>
+        <w:t>* (corrupt) in all domains</w:t>
       </w:r>
       <w:r>
         <w:rPr>
@@ -7395,8 +8157,93 @@
         </w:rPr>
         <w:t xml:space="preserve"> </w:t>
       </w:r>
-      <w:r>
-        <w:t xml:space="preserve">said: "A human being fills no worse container than their stomach." But this is not about starving. </w:t>
+      <w:proofErr w:type="spellStart"/>
+      <w:r>
+        <w:t>said</w:t>
+      </w:r>
+      <w:proofErr w:type="spellEnd"/>
+      <w:r>
+        <w:t xml:space="preserve">: "A </w:t>
+      </w:r>
+      <w:proofErr w:type="spellStart"/>
+      <w:r>
+        <w:t>human</w:t>
+      </w:r>
+      <w:proofErr w:type="spellEnd"/>
+      <w:r>
+        <w:t xml:space="preserve"> </w:t>
+      </w:r>
+      <w:proofErr w:type="spellStart"/>
+      <w:r>
+        <w:t>being</w:t>
+      </w:r>
+      <w:proofErr w:type="spellEnd"/>
+      <w:r>
+        <w:t xml:space="preserve"> </w:t>
+      </w:r>
+      <w:proofErr w:type="spellStart"/>
+      <w:r>
+        <w:t>fills</w:t>
+      </w:r>
+      <w:proofErr w:type="spellEnd"/>
+      <w:r>
+        <w:t xml:space="preserve"> no </w:t>
+      </w:r>
+      <w:proofErr w:type="spellStart"/>
+      <w:r>
+        <w:t>worse</w:t>
+      </w:r>
+      <w:proofErr w:type="spellEnd"/>
+      <w:r>
+        <w:t xml:space="preserve"> container </w:t>
+      </w:r>
+      <w:proofErr w:type="spellStart"/>
+      <w:r>
+        <w:t>than</w:t>
+      </w:r>
+      <w:proofErr w:type="spellEnd"/>
+      <w:r>
+        <w:t xml:space="preserve"> </w:t>
+      </w:r>
+      <w:proofErr w:type="spellStart"/>
+      <w:r>
+        <w:t>their</w:t>
+      </w:r>
+      <w:proofErr w:type="spellEnd"/>
+      <w:r>
+        <w:t xml:space="preserve"> </w:t>
+      </w:r>
+      <w:proofErr w:type="spellStart"/>
+      <w:r>
+        <w:t>stomach</w:t>
+      </w:r>
+      <w:proofErr w:type="spellEnd"/>
+      <w:r>
+        <w:t xml:space="preserve">." But </w:t>
+      </w:r>
+      <w:proofErr w:type="spellStart"/>
+      <w:r>
+        <w:t>this</w:t>
+      </w:r>
+      <w:proofErr w:type="spellEnd"/>
+      <w:r>
+        <w:t xml:space="preserve"> </w:t>
+      </w:r>
+      <w:proofErr w:type="spellStart"/>
+      <w:r>
+        <w:t>is</w:t>
+      </w:r>
+      <w:proofErr w:type="spellEnd"/>
+      <w:r>
+        <w:t xml:space="preserve"> not about </w:t>
+      </w:r>
+      <w:proofErr w:type="spellStart"/>
+      <w:r>
+        <w:t>starving</w:t>
+      </w:r>
+      <w:proofErr w:type="spellEnd"/>
+      <w:r>
+        <w:t xml:space="preserve">. </w:t>
       </w:r>
       <w:r>
         <w:t>It is about **conscious eating** – eating in a way that supports, not undermines, your spiritual life</w:t>
@@ -7467,7 +8314,23 @@
         <w:bidi w:val="0"/>
       </w:pPr>
       <w:r>
-        <w:t>In the night journey and ascension (*Isra' wa Mi'raj*), the Prophet's chest was opened, his heart was washed with Zamzam water, and a vessel of milk was offered to him (he chose milk over wine). This is profoundly symbolic</w:t>
+        <w:t xml:space="preserve">In the night journey and ascension (*Isra' </w:t>
+      </w:r>
+      <w:proofErr w:type="spellStart"/>
+      <w:r>
+        <w:t>wa</w:t>
+      </w:r>
+      <w:proofErr w:type="spellEnd"/>
+      <w:r>
+        <w:t xml:space="preserve"> </w:t>
+      </w:r>
+      <w:proofErr w:type="spellStart"/>
+      <w:r>
+        <w:t>Mi'raj</w:t>
+      </w:r>
+      <w:proofErr w:type="spellEnd"/>
+      <w:r>
+        <w:t>*), the Prophet's chest was opened, his heart was washed with Zamzam water, and a vessel of milk was offered to him (he chose milk over wine). This is profoundly symbolic</w:t>
       </w:r>
       <w:r>
         <w:rPr>
@@ -7579,7 +8442,15 @@
         <w:bidi w:val="0"/>
       </w:pPr>
       <w:r>
-        <w:t>For the ordinary believer, this is the **goal of purification** (*tazkiyah*): to transform the raw energy of the self into something that can rise</w:t>
+        <w:t>For the ordinary believer, this is the **goal of purification** (*</w:t>
+      </w:r>
+      <w:proofErr w:type="spellStart"/>
+      <w:r>
+        <w:t>tazkiyah</w:t>
+      </w:r>
+      <w:proofErr w:type="spellEnd"/>
+      <w:r>
+        <w:t>*): to transform the raw energy of the self into something that can rise</w:t>
       </w:r>
       <w:r>
         <w:rPr>
@@ -7718,7 +8589,23 @@
         <w:t>- **</w:t>
       </w:r>
       <w:r>
-        <w:t>Standards** (*tayyibat* vs. *khaba'ith*)</w:t>
+        <w:t>Standards** (*</w:t>
+      </w:r>
+      <w:proofErr w:type="spellStart"/>
+      <w:r>
+        <w:t>tayyibat</w:t>
+      </w:r>
+      <w:proofErr w:type="spellEnd"/>
+      <w:r>
+        <w:t>* vs. *</w:t>
+      </w:r>
+      <w:proofErr w:type="spellStart"/>
+      <w:r>
+        <w:t>khaba'ith</w:t>
+      </w:r>
+      <w:proofErr w:type="spellEnd"/>
+      <w:r>
+        <w:t>*)</w:t>
       </w:r>
       <w:r>
         <w:rPr>
@@ -7778,7 +8665,15 @@
         <w:t>- **</w:t>
       </w:r>
       <w:r>
-        <w:t>Aim** (*tazkiyah* – purification and growth toward successful vicegerency)</w:t>
+        <w:t>Aim** (*</w:t>
+      </w:r>
+      <w:proofErr w:type="spellStart"/>
+      <w:r>
+        <w:t>tazkiyah</w:t>
+      </w:r>
+      <w:proofErr w:type="spellEnd"/>
+      <w:r>
+        <w:t>* – purification and growth toward successful vicegerency)</w:t>
       </w:r>
       <w:r>
         <w:rPr>
@@ -7808,7 +8703,15 @@
         <w:t xml:space="preserve">### </w:t>
       </w:r>
       <w:r>
-        <w:t>The Three Lasting Good Deeds</w:t>
+        <w:t xml:space="preserve">The </w:t>
+      </w:r>
+      <w:proofErr w:type="spellStart"/>
+      <w:r>
+        <w:t>Three</w:t>
+      </w:r>
+      <w:proofErr w:type="spellEnd"/>
+      <w:r>
+        <w:t xml:space="preserve"> Lasting Good Deeds</w:t>
       </w:r>
     </w:p>
     <w:p>
@@ -7848,9 +8751,147 @@
         </w:rPr>
         <w:t xml:space="preserve"> </w:t>
       </w:r>
-      <w:r>
-        <w:t>said: "When a human being dies, their deeds cease except for three: ongoing charity, beneficial knowledge, or a righteous child who prays for them</w:t>
-      </w:r>
+      <w:proofErr w:type="spellStart"/>
+      <w:r>
+        <w:t>said</w:t>
+      </w:r>
+      <w:proofErr w:type="spellEnd"/>
+      <w:r>
+        <w:t>: "</w:t>
+      </w:r>
+      <w:proofErr w:type="spellStart"/>
+      <w:r>
+        <w:t>When</w:t>
+      </w:r>
+      <w:proofErr w:type="spellEnd"/>
+      <w:r>
+        <w:t xml:space="preserve"> a </w:t>
+      </w:r>
+      <w:proofErr w:type="spellStart"/>
+      <w:r>
+        <w:t>human</w:t>
+      </w:r>
+      <w:proofErr w:type="spellEnd"/>
+      <w:r>
+        <w:t xml:space="preserve"> </w:t>
+      </w:r>
+      <w:proofErr w:type="spellStart"/>
+      <w:r>
+        <w:t>being</w:t>
+      </w:r>
+      <w:proofErr w:type="spellEnd"/>
+      <w:r>
+        <w:t xml:space="preserve"> dies, </w:t>
+      </w:r>
+      <w:proofErr w:type="spellStart"/>
+      <w:r>
+        <w:t>their</w:t>
+      </w:r>
+      <w:proofErr w:type="spellEnd"/>
+      <w:r>
+        <w:t xml:space="preserve"> </w:t>
+      </w:r>
+      <w:proofErr w:type="spellStart"/>
+      <w:r>
+        <w:t>deeds</w:t>
+      </w:r>
+      <w:proofErr w:type="spellEnd"/>
+      <w:r>
+        <w:t xml:space="preserve"> </w:t>
+      </w:r>
+      <w:proofErr w:type="spellStart"/>
+      <w:r>
+        <w:t>cease</w:t>
+      </w:r>
+      <w:proofErr w:type="spellEnd"/>
+      <w:r>
+        <w:t xml:space="preserve"> </w:t>
+      </w:r>
+      <w:proofErr w:type="spellStart"/>
+      <w:r>
+        <w:t>except</w:t>
+      </w:r>
+      <w:proofErr w:type="spellEnd"/>
+      <w:r>
+        <w:t xml:space="preserve"> for </w:t>
+      </w:r>
+      <w:proofErr w:type="spellStart"/>
+      <w:r>
+        <w:t>three</w:t>
+      </w:r>
+      <w:proofErr w:type="spellEnd"/>
+      <w:r>
+        <w:t xml:space="preserve">: </w:t>
+      </w:r>
+      <w:proofErr w:type="spellStart"/>
+      <w:r>
+        <w:t>ongoing</w:t>
+      </w:r>
+      <w:proofErr w:type="spellEnd"/>
+      <w:r>
+        <w:t xml:space="preserve"> </w:t>
+      </w:r>
+      <w:proofErr w:type="spellStart"/>
+      <w:r>
+        <w:t>charity</w:t>
+      </w:r>
+      <w:proofErr w:type="spellEnd"/>
+      <w:r>
+        <w:t xml:space="preserve">, </w:t>
+      </w:r>
+      <w:proofErr w:type="spellStart"/>
+      <w:r>
+        <w:t>beneficial</w:t>
+      </w:r>
+      <w:proofErr w:type="spellEnd"/>
+      <w:r>
+        <w:t xml:space="preserve"> </w:t>
+      </w:r>
+      <w:proofErr w:type="spellStart"/>
+      <w:r>
+        <w:t>knowledge</w:t>
+      </w:r>
+      <w:proofErr w:type="spellEnd"/>
+      <w:r>
+        <w:t xml:space="preserve">, or a </w:t>
+      </w:r>
+      <w:proofErr w:type="spellStart"/>
+      <w:r>
+        <w:t>righteous</w:t>
+      </w:r>
+      <w:proofErr w:type="spellEnd"/>
+      <w:r>
+        <w:t xml:space="preserve"> </w:t>
+      </w:r>
+      <w:proofErr w:type="spellStart"/>
+      <w:r>
+        <w:t>child</w:t>
+      </w:r>
+      <w:proofErr w:type="spellEnd"/>
+      <w:r>
+        <w:t xml:space="preserve"> </w:t>
+      </w:r>
+      <w:proofErr w:type="spellStart"/>
+      <w:r>
+        <w:t>who</w:t>
+      </w:r>
+      <w:proofErr w:type="spellEnd"/>
+      <w:r>
+        <w:t xml:space="preserve"> </w:t>
+      </w:r>
+      <w:proofErr w:type="spellStart"/>
+      <w:r>
+        <w:t>prays</w:t>
+      </w:r>
+      <w:proofErr w:type="spellEnd"/>
+      <w:r>
+        <w:t xml:space="preserve"> for </w:t>
+      </w:r>
+      <w:proofErr w:type="spellStart"/>
+      <w:r>
+        <w:t>them</w:t>
+      </w:r>
+      <w:proofErr w:type="spellEnd"/>
       <w:r>
         <w:rPr>
           <w:rtl/>
@@ -8329,7 +9370,15 @@
         <w:t>| *</w:t>
       </w:r>
       <w:r>
-        <w:t>Tayyib / Tayyibat* | Pure, wholesome, compatible with human nature</w:t>
+        <w:t xml:space="preserve">Tayyib / </w:t>
+      </w:r>
+      <w:proofErr w:type="spellStart"/>
+      <w:r>
+        <w:t>Tayyibat</w:t>
+      </w:r>
+      <w:proofErr w:type="spellEnd"/>
+      <w:r>
+        <w:t>* | Pure, wholesome, compatible with human nature</w:t>
       </w:r>
       <w:r>
         <w:rPr>
@@ -8348,8 +9397,21 @@
         </w:rPr>
         <w:t>| *</w:t>
       </w:r>
-      <w:r>
-        <w:t>Khabith / Khaba'ith* | Corrupt, toxic, incompatible</w:t>
+      <w:proofErr w:type="spellStart"/>
+      <w:r>
+        <w:t>Khabith</w:t>
+      </w:r>
+      <w:proofErr w:type="spellEnd"/>
+      <w:r>
+        <w:t xml:space="preserve"> / </w:t>
+      </w:r>
+      <w:proofErr w:type="spellStart"/>
+      <w:r>
+        <w:t>Khaba'ith</w:t>
+      </w:r>
+      <w:proofErr w:type="spellEnd"/>
+      <w:r>
+        <w:t>* | Corrupt, toxic, incompatible</w:t>
       </w:r>
       <w:r>
         <w:rPr>
@@ -8388,8 +9450,13 @@
         </w:rPr>
         <w:t>| *</w:t>
       </w:r>
-      <w:r>
-        <w:t>Tadhkiyah* | Purification protocol (ritual slaughter as model)</w:t>
+      <w:proofErr w:type="spellStart"/>
+      <w:r>
+        <w:t>Tadhkiyah</w:t>
+      </w:r>
+      <w:proofErr w:type="spellEnd"/>
+      <w:r>
+        <w:t>* | Purification protocol (ritual slaughter as model)</w:t>
       </w:r>
       <w:r>
         <w:rPr>
@@ -8488,8 +9555,13 @@
         </w:rPr>
         <w:t>| *</w:t>
       </w:r>
-      <w:r>
-        <w:t>Istikhlaf* | Human role as vicegerent/successor on earth</w:t>
+      <w:proofErr w:type="spellStart"/>
+      <w:r>
+        <w:t>Istikhlaf</w:t>
+      </w:r>
+      <w:proofErr w:type="spellEnd"/>
+      <w:r>
+        <w:t>* | Human role as vicegerent/successor on earth</w:t>
       </w:r>
       <w:r>
         <w:rPr>
@@ -8508,8 +9580,13 @@
         </w:rPr>
         <w:t>| *</w:t>
       </w:r>
-      <w:r>
-        <w:t>Inkishaf* | Unveiling of hidden realities</w:t>
+      <w:proofErr w:type="spellStart"/>
+      <w:r>
+        <w:t>Inkishaf</w:t>
+      </w:r>
+      <w:proofErr w:type="spellEnd"/>
+      <w:r>
+        <w:t>* | Unveiling of hidden realities</w:t>
       </w:r>
       <w:r>
         <w:rPr>
@@ -8551,6 +9628,9 @@
     <w:p>
       <w:pPr>
         <w:bidi w:val="0"/>
+        <w:rPr>
+          <w:rFonts w:hint="cs"/>
+        </w:rPr>
       </w:pPr>
       <w:r>
         <w:rPr>
@@ -10284,7 +11364,6 @@
   <w:style w:type="character" w:default="1" w:styleId="Policepardfaut">
     <w:name w:val="Default Paragraph Font"/>
     <w:uiPriority w:val="1"/>
-    <w:semiHidden/>
     <w:unhideWhenUsed/>
   </w:style>
   <w:style w:type="table" w:default="1" w:styleId="TableauNormal">
